--- a/hin/docx/016.content.docx
+++ b/hin/docx/016.content.docx
@@ -462,18 +462,12 @@
           <w:lang w:val="hi_IN" w:bidi="hi_IN"/>
         </w:rPr>
       </w:r>
-      <w:hyperlink r:id="rId13">
-        <w:r>
-          <w:rPr>
-            <w:lang w:val="hi_IN" w:bidi="hi_IN"/>
-          </w:rPr>
-          <w:rPr>
-            <w:color w:val="0000EE"/>
-            <w:u w:val="single"/>
-          </w:rPr>
-          <w:t>1 यूहन्ना 5:9</w:t>
-        </w:r>
-      </w:hyperlink>
+      <w:r>
+        <w:rPr>
+          <w:lang w:val="hi_IN" w:bidi="hi_IN"/>
+        </w:rPr>
+        <w:t>1 यूहन्ना 5:9</w:t>
+      </w:r>
     </w:p>
     <w:p>
       <w:pPr>
@@ -486,18 +480,12 @@
           <w:lang w:val="hi_IN" w:bidi="hi_IN"/>
         </w:rPr>
       </w:r>
-      <w:hyperlink r:id="rId14">
-        <w:r>
-          <w:rPr>
-            <w:lang w:val="hi_IN" w:bidi="hi_IN"/>
-          </w:rPr>
-          <w:rPr>
-            <w:color w:val="0000EE"/>
-            <w:u w:val="single"/>
-          </w:rPr>
-          <w:t>1 थिस्सलुनीकियों 1:6</w:t>
-        </w:r>
-      </w:hyperlink>
+      <w:r>
+        <w:rPr>
+          <w:lang w:val="hi_IN" w:bidi="hi_IN"/>
+        </w:rPr>
+        <w:t>1 थिस्सलुनीकियों 1:6</w:t>
+      </w:r>
     </w:p>
     <w:p>
       <w:pPr>
@@ -510,18 +498,12 @@
           <w:lang w:val="hi_IN" w:bidi="hi_IN"/>
         </w:rPr>
       </w:r>
-      <w:hyperlink r:id="rId14">
-        <w:r>
-          <w:rPr>
-            <w:lang w:val="hi_IN" w:bidi="hi_IN"/>
-          </w:rPr>
-          <w:rPr>
-            <w:color w:val="0000EE"/>
-            <w:u w:val="single"/>
-          </w:rPr>
-          <w:t>1 थिस्सलुनीकियों 4:1</w:t>
-        </w:r>
-      </w:hyperlink>
+      <w:r>
+        <w:rPr>
+          <w:lang w:val="hi_IN" w:bidi="hi_IN"/>
+        </w:rPr>
+        <w:t>1 थिस्सलुनीकियों 4:1</w:t>
+      </w:r>
     </w:p>
     <w:p>
       <w:pPr>
@@ -534,18 +516,12 @@
           <w:lang w:val="hi_IN" w:bidi="hi_IN"/>
         </w:rPr>
       </w:r>
-      <w:hyperlink r:id="rId15">
-        <w:r>
-          <w:rPr>
-            <w:lang w:val="hi_IN" w:bidi="hi_IN"/>
-          </w:rPr>
-          <w:rPr>
-            <w:color w:val="0000EE"/>
-            <w:u w:val="single"/>
-          </w:rPr>
-          <w:t>प्रे.का. 8:15</w:t>
-        </w:r>
-      </w:hyperlink>
+      <w:r>
+        <w:rPr>
+          <w:lang w:val="hi_IN" w:bidi="hi_IN"/>
+        </w:rPr>
+        <w:t>प्रे.का. 8:15</w:t>
+      </w:r>
     </w:p>
     <w:p>
       <w:pPr>
@@ -558,18 +534,12 @@
           <w:lang w:val="hi_IN" w:bidi="hi_IN"/>
         </w:rPr>
       </w:r>
-      <w:hyperlink r:id="rId16">
-        <w:r>
-          <w:rPr>
-            <w:lang w:val="hi_IN" w:bidi="hi_IN"/>
-          </w:rPr>
-          <w:rPr>
-            <w:color w:val="0000EE"/>
-            <w:u w:val="single"/>
-          </w:rPr>
-          <w:t>यिर्मयाह 32:33</w:t>
-        </w:r>
-      </w:hyperlink>
+      <w:r>
+        <w:rPr>
+          <w:lang w:val="hi_IN" w:bidi="hi_IN"/>
+        </w:rPr>
+        <w:t>यिर्मयाह 32:33</w:t>
+      </w:r>
     </w:p>
     <w:p>
       <w:pPr>
@@ -582,18 +552,12 @@
           <w:lang w:val="hi_IN" w:bidi="hi_IN"/>
         </w:rPr>
       </w:r>
-      <w:hyperlink r:id="rId17">
-        <w:r>
-          <w:rPr>
-            <w:lang w:val="hi_IN" w:bidi="hi_IN"/>
-          </w:rPr>
-          <w:rPr>
-            <w:color w:val="0000EE"/>
-            <w:u w:val="single"/>
-          </w:rPr>
-          <w:t>लूका 9:5</w:t>
-        </w:r>
-      </w:hyperlink>
+      <w:r>
+        <w:rPr>
+          <w:lang w:val="hi_IN" w:bidi="hi_IN"/>
+        </w:rPr>
+        <w:t>लूका 9:5</w:t>
+      </w:r>
     </w:p>
     <w:p>
       <w:pPr>
@@ -606,18 +570,12 @@
           <w:lang w:val="hi_IN" w:bidi="hi_IN"/>
         </w:rPr>
       </w:r>
-      <w:hyperlink r:id="rId18">
-        <w:r>
-          <w:rPr>
-            <w:lang w:val="hi_IN" w:bidi="hi_IN"/>
-          </w:rPr>
-          <w:rPr>
-            <w:color w:val="0000EE"/>
-            <w:u w:val="single"/>
-          </w:rPr>
-          <w:t>मला. 3:10–12</w:t>
-        </w:r>
-      </w:hyperlink>
+      <w:r>
+        <w:rPr>
+          <w:lang w:val="hi_IN" w:bidi="hi_IN"/>
+        </w:rPr>
+        <w:t>मला. 3:10–12</w:t>
+      </w:r>
     </w:p>
     <w:p>
       <w:pPr>
